--- a/patients/templates/patients/docs/contract_for_psych_support_template.docx
+++ b/patients/templates/patients/docs/contract_for_psych_support_template.docx
@@ -9,7 +9,6 @@
           <w:rFonts w:ascii="Times New Roman" w:hAnsi="Times New Roman"/>
           <w:sz w:val="20"/>
           <w:szCs w:val="20"/>
-          <w:lang w:val="en-US"/>
         </w:rPr>
       </w:pPr>
       <w:r>
@@ -179,6 +178,7 @@
                 <w:lang w:val="en-US"/>
               </w:rPr>
             </w:pPr>
+            <w:proofErr w:type="gramStart"/>
             <w:r>
               <w:rPr>
                 <w:rFonts w:ascii="Times New Roman" w:eastAsia="Times New Roman" w:hAnsi="Times New Roman" w:cs="Times New Roman"/>
@@ -194,7 +194,25 @@
                 <w:color w:val="000000"/>
                 <w:lang w:val="en-US"/>
               </w:rPr>
-              <w:t>current_date</w:t>
+              <w:t>current</w:t>
+            </w:r>
+            <w:proofErr w:type="gramEnd"/>
+            <w:r>
+              <w:rPr>
+                <w:rFonts w:ascii="Times New Roman" w:eastAsia="Times New Roman" w:hAnsi="Times New Roman" w:cs="Times New Roman"/>
+                <w:color w:val="000000"/>
+                <w:lang w:val="en-US"/>
+              </w:rPr>
+              <w:t>_</w:t>
+            </w:r>
+            <w:proofErr w:type="gramStart"/>
+            <w:r>
+              <w:rPr>
+                <w:rFonts w:ascii="Times New Roman" w:eastAsia="Times New Roman" w:hAnsi="Times New Roman" w:cs="Times New Roman"/>
+                <w:color w:val="000000"/>
+                <w:lang w:val="en-US"/>
+              </w:rPr>
+              <w:t>date</w:t>
             </w:r>
             <w:proofErr w:type="spellEnd"/>
             <w:r>
@@ -203,7 +221,16 @@
                 <w:color w:val="000000"/>
                 <w:lang w:val="en-US"/>
               </w:rPr>
-              <w:t xml:space="preserve"> }} </w:t>
+              <w:t xml:space="preserve"> }</w:t>
+            </w:r>
+            <w:proofErr w:type="gramEnd"/>
+            <w:r>
+              <w:rPr>
+                <w:rFonts w:ascii="Times New Roman" w:eastAsia="Times New Roman" w:hAnsi="Times New Roman" w:cs="Times New Roman"/>
+                <w:color w:val="000000"/>
+                <w:lang w:val="en-US"/>
+              </w:rPr>
+              <w:t xml:space="preserve">} </w:t>
             </w:r>
             <w:r>
               <w:rPr>
@@ -272,6 +299,7 @@
           <w:lang w:val="en-US"/>
         </w:rPr>
       </w:pPr>
+      <w:proofErr w:type="gramStart"/>
       <w:r>
         <w:rPr>
           <w:rFonts w:ascii="Times New Roman" w:eastAsia="Times New Roman" w:hAnsi="Times New Roman" w:cs="Times New Roman"/>
@@ -294,6 +322,7 @@
         </w:rPr>
         <w:t>surname</w:t>
       </w:r>
+      <w:proofErr w:type="gramEnd"/>
       <w:r>
         <w:rPr>
           <w:rFonts w:ascii="Times New Roman" w:eastAsia="Times New Roman" w:hAnsi="Times New Roman" w:cs="Times New Roman"/>
@@ -303,9 +332,9 @@
           <w:u w:val="single"/>
           <w:lang w:val="en-US"/>
         </w:rPr>
-        <w:t xml:space="preserve"> }} {{ </w:t>
-      </w:r>
-      <w:proofErr w:type="spellStart"/>
+        <w:t xml:space="preserve"> }} </w:t>
+      </w:r>
+      <w:proofErr w:type="gramStart"/>
       <w:r>
         <w:rPr>
           <w:rFonts w:ascii="Times New Roman" w:eastAsia="Times New Roman" w:hAnsi="Times New Roman" w:cs="Times New Roman"/>
@@ -315,9 +344,9 @@
           <w:u w:val="single"/>
           <w:lang w:val="en-US"/>
         </w:rPr>
-        <w:t>first_name</w:t>
-      </w:r>
-      <w:proofErr w:type="spellEnd"/>
+        <w:t xml:space="preserve">{{ </w:t>
+      </w:r>
+      <w:proofErr w:type="spellStart"/>
       <w:r>
         <w:rPr>
           <w:rFonts w:ascii="Times New Roman" w:eastAsia="Times New Roman" w:hAnsi="Times New Roman" w:cs="Times New Roman"/>
@@ -327,9 +356,9 @@
           <w:u w:val="single"/>
           <w:lang w:val="en-US"/>
         </w:rPr>
-        <w:t xml:space="preserve"> }} {{ </w:t>
-      </w:r>
-      <w:proofErr w:type="spellStart"/>
+        <w:t>first</w:t>
+      </w:r>
+      <w:proofErr w:type="gramEnd"/>
       <w:r>
         <w:rPr>
           <w:rFonts w:ascii="Times New Roman" w:eastAsia="Times New Roman" w:hAnsi="Times New Roman" w:cs="Times New Roman"/>
@@ -339,9 +368,9 @@
           <w:u w:val="single"/>
           <w:lang w:val="en-US"/>
         </w:rPr>
-        <w:t>last_name</w:t>
-      </w:r>
-      <w:proofErr w:type="spellEnd"/>
+        <w:t>_</w:t>
+      </w:r>
+      <w:proofErr w:type="gramStart"/>
       <w:r>
         <w:rPr>
           <w:rFonts w:ascii="Times New Roman" w:eastAsia="Times New Roman" w:hAnsi="Times New Roman" w:cs="Times New Roman"/>
@@ -351,7 +380,103 @@
           <w:u w:val="single"/>
           <w:lang w:val="en-US"/>
         </w:rPr>
-        <w:t xml:space="preserve"> }}</w:t>
+        <w:t>name</w:t>
+      </w:r>
+      <w:proofErr w:type="spellEnd"/>
+      <w:r>
+        <w:rPr>
+          <w:rFonts w:ascii="Times New Roman" w:eastAsia="Times New Roman" w:hAnsi="Times New Roman" w:cs="Times New Roman"/>
+          <w:color w:val="000000"/>
+          <w:sz w:val="20"/>
+          <w:szCs w:val="20"/>
+          <w:u w:val="single"/>
+          <w:lang w:val="en-US"/>
+        </w:rPr>
+        <w:t xml:space="preserve"> }</w:t>
+      </w:r>
+      <w:proofErr w:type="gramEnd"/>
+      <w:r>
+        <w:rPr>
+          <w:rFonts w:ascii="Times New Roman" w:eastAsia="Times New Roman" w:hAnsi="Times New Roman" w:cs="Times New Roman"/>
+          <w:color w:val="000000"/>
+          <w:sz w:val="20"/>
+          <w:szCs w:val="20"/>
+          <w:u w:val="single"/>
+          <w:lang w:val="en-US"/>
+        </w:rPr>
+        <w:t xml:space="preserve">} </w:t>
+      </w:r>
+      <w:proofErr w:type="gramStart"/>
+      <w:r>
+        <w:rPr>
+          <w:rFonts w:ascii="Times New Roman" w:eastAsia="Times New Roman" w:hAnsi="Times New Roman" w:cs="Times New Roman"/>
+          <w:color w:val="000000"/>
+          <w:sz w:val="20"/>
+          <w:szCs w:val="20"/>
+          <w:u w:val="single"/>
+          <w:lang w:val="en-US"/>
+        </w:rPr>
+        <w:t xml:space="preserve">{{ </w:t>
+      </w:r>
+      <w:proofErr w:type="spellStart"/>
+      <w:r>
+        <w:rPr>
+          <w:rFonts w:ascii="Times New Roman" w:eastAsia="Times New Roman" w:hAnsi="Times New Roman" w:cs="Times New Roman"/>
+          <w:color w:val="000000"/>
+          <w:sz w:val="20"/>
+          <w:szCs w:val="20"/>
+          <w:u w:val="single"/>
+          <w:lang w:val="en-US"/>
+        </w:rPr>
+        <w:t>last</w:t>
+      </w:r>
+      <w:proofErr w:type="gramEnd"/>
+      <w:r>
+        <w:rPr>
+          <w:rFonts w:ascii="Times New Roman" w:eastAsia="Times New Roman" w:hAnsi="Times New Roman" w:cs="Times New Roman"/>
+          <w:color w:val="000000"/>
+          <w:sz w:val="20"/>
+          <w:szCs w:val="20"/>
+          <w:u w:val="single"/>
+          <w:lang w:val="en-US"/>
+        </w:rPr>
+        <w:t>_</w:t>
+      </w:r>
+      <w:proofErr w:type="gramStart"/>
+      <w:r>
+        <w:rPr>
+          <w:rFonts w:ascii="Times New Roman" w:eastAsia="Times New Roman" w:hAnsi="Times New Roman" w:cs="Times New Roman"/>
+          <w:color w:val="000000"/>
+          <w:sz w:val="20"/>
+          <w:szCs w:val="20"/>
+          <w:u w:val="single"/>
+          <w:lang w:val="en-US"/>
+        </w:rPr>
+        <w:t>name</w:t>
+      </w:r>
+      <w:proofErr w:type="spellEnd"/>
+      <w:r>
+        <w:rPr>
+          <w:rFonts w:ascii="Times New Roman" w:eastAsia="Times New Roman" w:hAnsi="Times New Roman" w:cs="Times New Roman"/>
+          <w:color w:val="000000"/>
+          <w:sz w:val="20"/>
+          <w:szCs w:val="20"/>
+          <w:u w:val="single"/>
+          <w:lang w:val="en-US"/>
+        </w:rPr>
+        <w:t xml:space="preserve"> }</w:t>
+      </w:r>
+      <w:proofErr w:type="gramEnd"/>
+      <w:r>
+        <w:rPr>
+          <w:rFonts w:ascii="Times New Roman" w:eastAsia="Times New Roman" w:hAnsi="Times New Roman" w:cs="Times New Roman"/>
+          <w:color w:val="000000"/>
+          <w:sz w:val="20"/>
+          <w:szCs w:val="20"/>
+          <w:u w:val="single"/>
+          <w:lang w:val="en-US"/>
+        </w:rPr>
+        <w:t>}</w:t>
       </w:r>
       <w:r>
         <w:rPr>
@@ -505,7 +630,35 @@
         <w:rPr>
           <w:rFonts w:ascii="Times New Roman" w:hAnsi="Times New Roman" w:cs="Times New Roman"/>
         </w:rPr>
-        <w:t>1.3. Предоставление услуг по настоящему Договору происходит  в порядке предварительной  записи Заказчика на сессию.</w:t>
+        <w:t xml:space="preserve">1.3. Предоставление услуг по настоящему Договору </w:t>
+      </w:r>
+      <w:proofErr w:type="gramStart"/>
+      <w:r>
+        <w:rPr>
+          <w:rFonts w:ascii="Times New Roman" w:hAnsi="Times New Roman" w:cs="Times New Roman"/>
+        </w:rPr>
+        <w:t>происходит  в</w:t>
+      </w:r>
+      <w:proofErr w:type="gramEnd"/>
+      <w:r>
+        <w:rPr>
+          <w:rFonts w:ascii="Times New Roman" w:hAnsi="Times New Roman" w:cs="Times New Roman"/>
+        </w:rPr>
+        <w:t xml:space="preserve"> порядке </w:t>
+      </w:r>
+      <w:proofErr w:type="gramStart"/>
+      <w:r>
+        <w:rPr>
+          <w:rFonts w:ascii="Times New Roman" w:hAnsi="Times New Roman" w:cs="Times New Roman"/>
+        </w:rPr>
+        <w:t>предварительной  записи</w:t>
+      </w:r>
+      <w:proofErr w:type="gramEnd"/>
+      <w:r>
+        <w:rPr>
+          <w:rFonts w:ascii="Times New Roman" w:hAnsi="Times New Roman" w:cs="Times New Roman"/>
+        </w:rPr>
+        <w:t xml:space="preserve"> Заказчика на сессию.</w:t>
       </w:r>
     </w:p>
     <w:p>
@@ -531,7 +684,25 @@
           <w:sz w:val="20"/>
           <w:szCs w:val="20"/>
         </w:rPr>
-        <w:t xml:space="preserve">1.4.Срок предоставления услуг </w:t>
+        <w:t>1.</w:t>
+      </w:r>
+      <w:proofErr w:type="gramStart"/>
+      <w:r>
+        <w:rPr>
+          <w:rFonts w:ascii="Times New Roman" w:hAnsi="Times New Roman"/>
+          <w:sz w:val="20"/>
+          <w:szCs w:val="20"/>
+        </w:rPr>
+        <w:t>4.Срок</w:t>
+      </w:r>
+      <w:proofErr w:type="gramEnd"/>
+      <w:r>
+        <w:rPr>
+          <w:rFonts w:ascii="Times New Roman" w:hAnsi="Times New Roman"/>
+          <w:sz w:val="20"/>
+          <w:szCs w:val="20"/>
+        </w:rPr>
+        <w:t xml:space="preserve"> предоставления услуг </w:t>
       </w:r>
       <w:r>
         <w:rPr>
@@ -541,6 +712,7 @@
         </w:rPr>
         <w:t xml:space="preserve">с </w:t>
       </w:r>
+      <w:proofErr w:type="gramStart"/>
       <w:r>
         <w:rPr>
           <w:rFonts w:ascii="Times New Roman" w:hAnsi="Times New Roman"/>
@@ -558,6 +730,7 @@
         </w:rPr>
         <w:t>appointment</w:t>
       </w:r>
+      <w:proofErr w:type="gramEnd"/>
       <w:r>
         <w:rPr>
           <w:rFonts w:ascii="Times New Roman" w:hAnsi="Times New Roman"/>
@@ -566,6 +739,7 @@
         </w:rPr>
         <w:t>_</w:t>
       </w:r>
+      <w:proofErr w:type="gramStart"/>
       <w:r>
         <w:rPr>
           <w:rFonts w:ascii="Times New Roman" w:hAnsi="Times New Roman"/>
@@ -589,8 +763,18 @@
           <w:sz w:val="20"/>
           <w:szCs w:val="20"/>
         </w:rPr>
-        <w:t xml:space="preserve">г. по </w:t>
-      </w:r>
+        <w:t>г.</w:t>
+      </w:r>
+      <w:proofErr w:type="gramEnd"/>
+      <w:r>
+        <w:rPr>
+          <w:rFonts w:ascii="Times New Roman" w:hAnsi="Times New Roman"/>
+          <w:sz w:val="20"/>
+          <w:szCs w:val="20"/>
+        </w:rPr>
+        <w:t xml:space="preserve"> по </w:t>
+      </w:r>
+      <w:proofErr w:type="gramStart"/>
       <w:r>
         <w:rPr>
           <w:rFonts w:ascii="Times New Roman" w:hAnsi="Times New Roman"/>
@@ -608,6 +792,7 @@
         </w:rPr>
         <w:t>appointment</w:t>
       </w:r>
+      <w:proofErr w:type="gramEnd"/>
       <w:r>
         <w:rPr>
           <w:rFonts w:ascii="Times New Roman" w:hAnsi="Times New Roman"/>
@@ -616,6 +801,7 @@
         </w:rPr>
         <w:t>_</w:t>
       </w:r>
+      <w:proofErr w:type="gramStart"/>
       <w:r>
         <w:rPr>
           <w:rFonts w:ascii="Times New Roman" w:hAnsi="Times New Roman"/>
@@ -641,6 +827,7 @@
         </w:rPr>
         <w:t>г.</w:t>
       </w:r>
+      <w:proofErr w:type="gramEnd"/>
       <w:r>
         <w:rPr>
           <w:rFonts w:ascii="Times New Roman" w:hAnsi="Times New Roman"/>
@@ -720,7 +907,23 @@
           <w:rFonts w:ascii="Times New Roman" w:hAnsi="Times New Roman"/>
           <w:sz w:val="20"/>
         </w:rPr>
-        <w:t>2.1. Общая стоимость услуги в соответствии с утвержденным Прейскурантом цен составляет</w:t>
+        <w:t xml:space="preserve">2.1. Общая стоимость услуги в соответствии с утвержденным </w:t>
+      </w:r>
+      <w:proofErr w:type="gramStart"/>
+      <w:r>
+        <w:rPr>
+          <w:rFonts w:ascii="Times New Roman" w:hAnsi="Times New Roman"/>
+          <w:sz w:val="20"/>
+        </w:rPr>
+        <w:t>Прейскурантом цен</w:t>
+      </w:r>
+      <w:proofErr w:type="gramEnd"/>
+      <w:r>
+        <w:rPr>
+          <w:rFonts w:ascii="Times New Roman" w:hAnsi="Times New Roman"/>
+          <w:sz w:val="20"/>
+        </w:rPr>
+        <w:t xml:space="preserve"> составляет</w:t>
       </w:r>
       <w:r>
         <w:rPr>
@@ -729,6 +932,7 @@
         </w:rPr>
         <w:t xml:space="preserve"> </w:t>
       </w:r>
+      <w:proofErr w:type="gramStart"/>
       <w:r>
         <w:rPr>
           <w:rFonts w:ascii="Times New Roman" w:hAnsi="Times New Roman"/>
@@ -744,7 +948,25 @@
           <w:sz w:val="20"/>
           <w:u w:val="single"/>
         </w:rPr>
-        <w:t>service_price</w:t>
+        <w:t>service</w:t>
+      </w:r>
+      <w:proofErr w:type="gramEnd"/>
+      <w:r>
+        <w:rPr>
+          <w:rFonts w:ascii="Times New Roman" w:hAnsi="Times New Roman"/>
+          <w:sz w:val="20"/>
+          <w:u w:val="single"/>
+        </w:rPr>
+        <w:t>_</w:t>
+      </w:r>
+      <w:proofErr w:type="gramStart"/>
+      <w:r>
+        <w:rPr>
+          <w:rFonts w:ascii="Times New Roman" w:hAnsi="Times New Roman"/>
+          <w:sz w:val="20"/>
+          <w:u w:val="single"/>
+        </w:rPr>
+        <w:t>price</w:t>
       </w:r>
       <w:proofErr w:type="spellEnd"/>
       <w:r>
@@ -753,7 +975,16 @@
           <w:sz w:val="20"/>
           <w:u w:val="single"/>
         </w:rPr>
-        <w:t xml:space="preserve"> }}</w:t>
+        <w:t xml:space="preserve"> }</w:t>
+      </w:r>
+      <w:proofErr w:type="gramEnd"/>
+      <w:r>
+        <w:rPr>
+          <w:rFonts w:ascii="Times New Roman" w:hAnsi="Times New Roman"/>
+          <w:sz w:val="20"/>
+          <w:u w:val="single"/>
+        </w:rPr>
+        <w:t>}</w:t>
       </w:r>
       <w:r>
         <w:rPr>
@@ -762,6 +993,7 @@
         </w:rPr>
         <w:t xml:space="preserve"> (</w:t>
       </w:r>
+      <w:proofErr w:type="gramStart"/>
       <w:r>
         <w:rPr>
           <w:rFonts w:ascii="Times New Roman" w:hAnsi="Times New Roman"/>
@@ -777,7 +1009,25 @@
           <w:sz w:val="20"/>
           <w:u w:val="single"/>
         </w:rPr>
-        <w:t>service_price_words</w:t>
+        <w:t>service</w:t>
+      </w:r>
+      <w:proofErr w:type="gramEnd"/>
+      <w:r>
+        <w:rPr>
+          <w:rFonts w:ascii="Times New Roman" w:hAnsi="Times New Roman"/>
+          <w:sz w:val="20"/>
+          <w:u w:val="single"/>
+        </w:rPr>
+        <w:t>_price_</w:t>
+      </w:r>
+      <w:proofErr w:type="gramStart"/>
+      <w:r>
+        <w:rPr>
+          <w:rFonts w:ascii="Times New Roman" w:hAnsi="Times New Roman"/>
+          <w:sz w:val="20"/>
+          <w:u w:val="single"/>
+        </w:rPr>
+        <w:t>words</w:t>
       </w:r>
       <w:proofErr w:type="spellEnd"/>
       <w:r>
@@ -786,7 +1036,16 @@
           <w:sz w:val="20"/>
           <w:u w:val="single"/>
         </w:rPr>
-        <w:t xml:space="preserve"> }}</w:t>
+        <w:t xml:space="preserve"> }</w:t>
+      </w:r>
+      <w:proofErr w:type="gramEnd"/>
+      <w:r>
+        <w:rPr>
+          <w:rFonts w:ascii="Times New Roman" w:hAnsi="Times New Roman"/>
+          <w:sz w:val="20"/>
+          <w:u w:val="single"/>
+        </w:rPr>
+        <w:t>}</w:t>
       </w:r>
       <w:r>
         <w:rPr>
@@ -827,11 +1086,27 @@
           <w:rFonts w:ascii="Times New Roman" w:hAnsi="Times New Roman" w:cs="Times New Roman"/>
           <w:sz w:val="20"/>
         </w:rPr>
-        <w:t xml:space="preserve">Оплата за услуги производится путём внесения наличных денежных средств в кассу Исполнителя или в безналичной форме путем использования платежных карт через терминальное устройство Исполнителя. </w:t>
-      </w:r>
+        <w:t xml:space="preserve">Оплата </w:t>
+      </w:r>
+      <w:proofErr w:type="gramStart"/>
       <w:r>
         <w:rPr>
           <w:rFonts w:ascii="Times New Roman" w:hAnsi="Times New Roman" w:cs="Times New Roman"/>
+          <w:sz w:val="20"/>
+        </w:rPr>
+        <w:t>за услуги</w:t>
+      </w:r>
+      <w:proofErr w:type="gramEnd"/>
+      <w:r>
+        <w:rPr>
+          <w:rFonts w:ascii="Times New Roman" w:hAnsi="Times New Roman" w:cs="Times New Roman"/>
+          <w:sz w:val="20"/>
+        </w:rPr>
+        <w:t xml:space="preserve"> производится путём внесения наличных денежных средств в кассу Исполнителя или в безналичной форме путем использования платежных карт через терминальное устройство Исполнителя. </w:t>
+      </w:r>
+      <w:r>
+        <w:rPr>
+          <w:rFonts w:ascii="Times New Roman" w:hAnsi="Times New Roman" w:cs="Times New Roman"/>
           <w:color w:val="000000"/>
           <w:sz w:val="20"/>
         </w:rPr>
@@ -854,7 +1129,25 @@
           <w:sz w:val="20"/>
           <w:szCs w:val="20"/>
         </w:rPr>
-        <w:t>2.3. Оплата услуг является подтверждением присоединения (акцептирования) к настоящему Договору, ознакомлением и согласием с Прейскурантом цен. Оплата услуг осуществляется Заказчиком в следующие сроки:</w:t>
+        <w:t xml:space="preserve">2.3. Оплата услуг является подтверждением присоединения (акцептирования) к настоящему Договору, ознакомлением и согласием с </w:t>
+      </w:r>
+      <w:proofErr w:type="gramStart"/>
+      <w:r>
+        <w:rPr>
+          <w:rFonts w:ascii="Times New Roman" w:hAnsi="Times New Roman" w:cs="Times New Roman"/>
+          <w:sz w:val="20"/>
+          <w:szCs w:val="20"/>
+        </w:rPr>
+        <w:t>Прейскурантом цен</w:t>
+      </w:r>
+      <w:proofErr w:type="gramEnd"/>
+      <w:r>
+        <w:rPr>
+          <w:rFonts w:ascii="Times New Roman" w:hAnsi="Times New Roman" w:cs="Times New Roman"/>
+          <w:sz w:val="20"/>
+          <w:szCs w:val="20"/>
+        </w:rPr>
+        <w:t>. Оплата услуг осуществляется Заказчиком в следующие сроки:</w:t>
       </w:r>
     </w:p>
     <w:p>
@@ -1953,7 +2246,21 @@
                 <w:color w:val="000000"/>
                 <w:sz w:val="20"/>
               </w:rPr>
-              <w:t xml:space="preserve">Юр. адрес: 167031, РК, г.Сыктывкар, </w:t>
+              <w:t>Юр.</w:t>
+            </w:r>
+            <w:r>
+              <w:rPr>
+                <w:color w:val="000000"/>
+                <w:sz w:val="20"/>
+              </w:rPr>
+              <w:t>/факт.</w:t>
+            </w:r>
+            <w:r>
+              <w:rPr>
+                <w:color w:val="000000"/>
+                <w:sz w:val="20"/>
+              </w:rPr>
+              <w:t xml:space="preserve"> адрес: 167031, РК, г.Сыктывкар, </w:t>
             </w:r>
             <w:r>
               <w:rPr>
@@ -1961,24 +2268,37 @@
                 <w:sz w:val="20"/>
               </w:rPr>
               <w:br/>
-              <w:t> ул.Клары Цеткин, д.50, пом.Н-2</w:t>
-            </w:r>
-          </w:p>
-          <w:p>
-            <w:pPr>
-              <w:pStyle w:val="ConsPlusNonformat"/>
-              <w:jc w:val="left"/>
-              <w:rPr>
-                <w:rFonts w:ascii="Times New Roman" w:hAnsi="Times New Roman" w:cs="Times New Roman"/>
-                <w:color w:val="000000"/>
-              </w:rPr>
-            </w:pPr>
-            <w:r>
-              <w:rPr>
-                <w:rFonts w:ascii="Times New Roman" w:hAnsi="Times New Roman" w:cs="Times New Roman"/>
-                <w:color w:val="000000"/>
-              </w:rPr>
-              <w:t>Факт. адрес: 167000, РК, г.Сыктывкар, ул.Орджоникидзе, стр.51/1</w:t>
+              <w:t> </w:t>
+            </w:r>
+            <w:proofErr w:type="spellStart"/>
+            <w:r>
+              <w:rPr>
+                <w:color w:val="000000"/>
+                <w:sz w:val="20"/>
+              </w:rPr>
+              <w:t>ул.</w:t>
+            </w:r>
+            <w:r>
+              <w:rPr>
+                <w:color w:val="000000"/>
+                <w:sz w:val="20"/>
+              </w:rPr>
+              <w:t>Орджоникидзе</w:t>
+            </w:r>
+            <w:proofErr w:type="spellEnd"/>
+            <w:r>
+              <w:rPr>
+                <w:color w:val="000000"/>
+                <w:sz w:val="20"/>
+              </w:rPr>
+              <w:t xml:space="preserve">, </w:t>
+            </w:r>
+            <w:r>
+              <w:rPr>
+                <w:color w:val="000000"/>
+                <w:sz w:val="20"/>
+              </w:rPr>
+              <w:t>стр.51/1</w:t>
             </w:r>
           </w:p>
           <w:p>
@@ -1993,8 +2313,16 @@
               <w:rPr>
                 <w:rFonts w:ascii="Times New Roman" w:hAnsi="Times New Roman" w:cs="Times New Roman"/>
               </w:rPr>
-              <w:t>тел.8(8212)30-20-24</w:t>
-            </w:r>
+              <w:t>тел.8(8212)30-</w:t>
+            </w:r>
+            <w:proofErr w:type="gramStart"/>
+            <w:r>
+              <w:rPr>
+                <w:rFonts w:ascii="Times New Roman" w:hAnsi="Times New Roman" w:cs="Times New Roman"/>
+              </w:rPr>
+              <w:t>20-24</w:t>
+            </w:r>
+            <w:proofErr w:type="gramEnd"/>
           </w:p>
           <w:p>
             <w:pPr>
@@ -2002,10 +2330,20 @@
               <w:jc w:val="both"/>
               <w:rPr>
                 <w:rFonts w:ascii="Times New Roman" w:hAnsi="Times New Roman" w:cs="Times New Roman"/>
+              </w:rPr>
+            </w:pPr>
+          </w:p>
+          <w:p>
+            <w:pPr>
+              <w:pStyle w:val="ConsPlusNonformat"/>
+              <w:jc w:val="both"/>
+              <w:rPr>
+                <w:rFonts w:ascii="Times New Roman" w:hAnsi="Times New Roman" w:cs="Times New Roman"/>
                 <w:sz w:val="13"/>
                 <w:szCs w:val="13"/>
               </w:rPr>
             </w:pPr>
+            <w:proofErr w:type="gramStart"/>
             <w:r>
               <w:rPr>
                 <w:rFonts w:ascii="Times New Roman" w:hAnsi="Times New Roman" w:cs="Times New Roman"/>
@@ -2016,20 +2354,35 @@
               <w:rPr>
                 <w:rFonts w:ascii="Times New Roman" w:hAnsi="Times New Roman" w:cs="Times New Roman"/>
               </w:rPr>
-              <w:t>___________</w:t>
-            </w:r>
+              <w:t>_</w:t>
+            </w:r>
+            <w:proofErr w:type="gramEnd"/>
             <w:r>
               <w:rPr>
                 <w:rFonts w:ascii="Times New Roman" w:hAnsi="Times New Roman" w:cs="Times New Roman"/>
               </w:rPr>
+              <w:t>__________</w:t>
+            </w:r>
+            <w:r>
+              <w:rPr>
+                <w:rFonts w:ascii="Times New Roman" w:hAnsi="Times New Roman" w:cs="Times New Roman"/>
+              </w:rPr>
               <w:t>_______</w:t>
             </w:r>
             <w:r>
               <w:rPr>
                 <w:rFonts w:ascii="Times New Roman" w:hAnsi="Times New Roman" w:cs="Times New Roman"/>
               </w:rPr>
-              <w:t>Епифанова О.Е.</w:t>
-            </w:r>
+              <w:t xml:space="preserve">Епифанова </w:t>
+            </w:r>
+            <w:proofErr w:type="gramStart"/>
+            <w:r>
+              <w:rPr>
+                <w:rFonts w:ascii="Times New Roman" w:hAnsi="Times New Roman" w:cs="Times New Roman"/>
+              </w:rPr>
+              <w:t>О.Е.</w:t>
+            </w:r>
+            <w:proofErr w:type="gramEnd"/>
           </w:p>
         </w:tc>
         <w:tc>
@@ -2049,6 +2402,7 @@
                 <w:lang w:val="en-US"/>
               </w:rPr>
             </w:pPr>
+            <w:proofErr w:type="gramStart"/>
             <w:r>
               <w:rPr>
                 <w:color w:val="000000"/>
@@ -2067,6 +2421,7 @@
               </w:rPr>
               <w:t>surname</w:t>
             </w:r>
+            <w:proofErr w:type="gramEnd"/>
             <w:r>
               <w:rPr>
                 <w:color w:val="000000"/>
@@ -2074,7 +2429,17 @@
                 <w:u w:val="single"/>
                 <w:lang w:val="en-US"/>
               </w:rPr>
-              <w:t xml:space="preserve"> }} {{ </w:t>
+              <w:t xml:space="preserve"> }} </w:t>
+            </w:r>
+            <w:proofErr w:type="gramStart"/>
+            <w:r>
+              <w:rPr>
+                <w:color w:val="000000"/>
+                <w:sz w:val="20"/>
+                <w:u w:val="single"/>
+                <w:lang w:val="en-US"/>
+              </w:rPr>
+              <w:t xml:space="preserve">{{ </w:t>
             </w:r>
             <w:proofErr w:type="spellStart"/>
             <w:r>
@@ -2084,7 +2449,27 @@
                 <w:u w:val="single"/>
                 <w:lang w:val="en-US"/>
               </w:rPr>
-              <w:t>first_name</w:t>
+              <w:t>first</w:t>
+            </w:r>
+            <w:proofErr w:type="gramEnd"/>
+            <w:r>
+              <w:rPr>
+                <w:color w:val="000000"/>
+                <w:sz w:val="20"/>
+                <w:u w:val="single"/>
+                <w:lang w:val="en-US"/>
+              </w:rPr>
+              <w:t>_</w:t>
+            </w:r>
+            <w:proofErr w:type="gramStart"/>
+            <w:r>
+              <w:rPr>
+                <w:color w:val="000000"/>
+                <w:sz w:val="20"/>
+                <w:u w:val="single"/>
+                <w:lang w:val="en-US"/>
+              </w:rPr>
+              <w:t>name</w:t>
             </w:r>
             <w:proofErr w:type="spellEnd"/>
             <w:r>
@@ -2094,7 +2479,27 @@
                 <w:u w:val="single"/>
                 <w:lang w:val="en-US"/>
               </w:rPr>
-              <w:t xml:space="preserve"> }} {{ </w:t>
+              <w:t xml:space="preserve"> }</w:t>
+            </w:r>
+            <w:proofErr w:type="gramEnd"/>
+            <w:r>
+              <w:rPr>
+                <w:color w:val="000000"/>
+                <w:sz w:val="20"/>
+                <w:u w:val="single"/>
+                <w:lang w:val="en-US"/>
+              </w:rPr>
+              <w:t xml:space="preserve">} </w:t>
+            </w:r>
+            <w:proofErr w:type="gramStart"/>
+            <w:r>
+              <w:rPr>
+                <w:color w:val="000000"/>
+                <w:sz w:val="20"/>
+                <w:u w:val="single"/>
+                <w:lang w:val="en-US"/>
+              </w:rPr>
+              <w:t xml:space="preserve">{{ </w:t>
             </w:r>
             <w:proofErr w:type="spellStart"/>
             <w:r>
@@ -2104,7 +2509,27 @@
                 <w:u w:val="single"/>
                 <w:lang w:val="en-US"/>
               </w:rPr>
-              <w:t>last_name</w:t>
+              <w:t>last</w:t>
+            </w:r>
+            <w:proofErr w:type="gramEnd"/>
+            <w:r>
+              <w:rPr>
+                <w:color w:val="000000"/>
+                <w:sz w:val="20"/>
+                <w:u w:val="single"/>
+                <w:lang w:val="en-US"/>
+              </w:rPr>
+              <w:t>_</w:t>
+            </w:r>
+            <w:proofErr w:type="gramStart"/>
+            <w:r>
+              <w:rPr>
+                <w:color w:val="000000"/>
+                <w:sz w:val="20"/>
+                <w:u w:val="single"/>
+                <w:lang w:val="en-US"/>
+              </w:rPr>
+              <w:t>name</w:t>
             </w:r>
             <w:proofErr w:type="spellEnd"/>
             <w:r>
@@ -2114,7 +2539,17 @@
                 <w:u w:val="single"/>
                 <w:lang w:val="en-US"/>
               </w:rPr>
-              <w:t xml:space="preserve"> }}</w:t>
+              <w:t xml:space="preserve"> }</w:t>
+            </w:r>
+            <w:proofErr w:type="gramEnd"/>
+            <w:r>
+              <w:rPr>
+                <w:color w:val="000000"/>
+                <w:sz w:val="20"/>
+                <w:u w:val="single"/>
+                <w:lang w:val="en-US"/>
+              </w:rPr>
+              <w:t>}</w:t>
             </w:r>
           </w:p>
           <w:p>
@@ -2155,7 +2590,16 @@
                 <w:sz w:val="20"/>
                 <w:shd w:val="clear" w:color="auto" w:fill="FFFFFF"/>
               </w:rPr>
-              <w:t xml:space="preserve">Паспорт серия:  </w:t>
+              <w:t xml:space="preserve">Паспорт </w:t>
+            </w:r>
+            <w:proofErr w:type="gramStart"/>
+            <w:r>
+              <w:rPr>
+                <w:color w:val="000000"/>
+                <w:sz w:val="20"/>
+                <w:shd w:val="clear" w:color="auto" w:fill="FFFFFF"/>
+              </w:rPr>
+              <w:t xml:space="preserve">серия:  </w:t>
             </w:r>
             <w:r>
               <w:rPr>
@@ -2183,7 +2627,27 @@
                 <w:u w:val="single"/>
                 <w:shd w:val="clear" w:color="auto" w:fill="FFFFFF"/>
               </w:rPr>
-              <w:t>p_series</w:t>
+              <w:t>p</w:t>
+            </w:r>
+            <w:proofErr w:type="gramEnd"/>
+            <w:r>
+              <w:rPr>
+                <w:color w:val="000000"/>
+                <w:sz w:val="20"/>
+                <w:u w:val="single"/>
+                <w:shd w:val="clear" w:color="auto" w:fill="FFFFFF"/>
+              </w:rPr>
+              <w:t>_</w:t>
+            </w:r>
+            <w:proofErr w:type="gramStart"/>
+            <w:r>
+              <w:rPr>
+                <w:color w:val="000000"/>
+                <w:sz w:val="20"/>
+                <w:u w:val="single"/>
+                <w:shd w:val="clear" w:color="auto" w:fill="FFFFFF"/>
+              </w:rPr>
+              <w:t>series</w:t>
             </w:r>
             <w:proofErr w:type="spellEnd"/>
             <w:r>
@@ -2205,6 +2669,7 @@
               </w:rPr>
               <w:t>p</w:t>
             </w:r>
+            <w:proofErr w:type="gramEnd"/>
             <w:r>
               <w:rPr>
                 <w:color w:val="000000"/>
@@ -2214,6 +2679,7 @@
               </w:rPr>
               <w:t>_</w:t>
             </w:r>
+            <w:proofErr w:type="gramStart"/>
             <w:r>
               <w:rPr>
                 <w:color w:val="000000"/>
@@ -2231,7 +2697,17 @@
                 <w:u w:val="single"/>
                 <w:shd w:val="clear" w:color="auto" w:fill="FFFFFF"/>
               </w:rPr>
-              <w:t xml:space="preserve"> }}</w:t>
+              <w:t xml:space="preserve"> }</w:t>
+            </w:r>
+            <w:proofErr w:type="gramEnd"/>
+            <w:r>
+              <w:rPr>
+                <w:color w:val="000000"/>
+                <w:sz w:val="20"/>
+                <w:u w:val="single"/>
+                <w:shd w:val="clear" w:color="auto" w:fill="FFFFFF"/>
+              </w:rPr>
+              <w:t>}</w:t>
             </w:r>
           </w:p>
           <w:p>
@@ -2260,6 +2736,7 @@
               </w:rPr>
               <w:t xml:space="preserve">: </w:t>
             </w:r>
+            <w:proofErr w:type="gramStart"/>
             <w:r>
               <w:rPr>
                 <w:color w:val="000000"/>
@@ -2279,7 +2756,29 @@
                 <w:shd w:val="clear" w:color="auto" w:fill="FFFFFF"/>
                 <w:lang w:val="en-US"/>
               </w:rPr>
-              <w:t>p_date</w:t>
+              <w:t>p</w:t>
+            </w:r>
+            <w:proofErr w:type="gramEnd"/>
+            <w:r>
+              <w:rPr>
+                <w:color w:val="000000"/>
+                <w:sz w:val="20"/>
+                <w:u w:val="single"/>
+                <w:shd w:val="clear" w:color="auto" w:fill="FFFFFF"/>
+                <w:lang w:val="en-US"/>
+              </w:rPr>
+              <w:t>_</w:t>
+            </w:r>
+            <w:proofErr w:type="gramStart"/>
+            <w:r>
+              <w:rPr>
+                <w:color w:val="000000"/>
+                <w:sz w:val="20"/>
+                <w:u w:val="single"/>
+                <w:shd w:val="clear" w:color="auto" w:fill="FFFFFF"/>
+                <w:lang w:val="en-US"/>
+              </w:rPr>
+              <w:t>date</w:t>
             </w:r>
             <w:proofErr w:type="spellEnd"/>
             <w:r>
@@ -2290,7 +2789,29 @@
                 <w:shd w:val="clear" w:color="auto" w:fill="FFFFFF"/>
                 <w:lang w:val="en-US"/>
               </w:rPr>
-              <w:t xml:space="preserve"> }} {{ </w:t>
+              <w:t xml:space="preserve"> }</w:t>
+            </w:r>
+            <w:proofErr w:type="gramEnd"/>
+            <w:r>
+              <w:rPr>
+                <w:color w:val="000000"/>
+                <w:sz w:val="20"/>
+                <w:u w:val="single"/>
+                <w:shd w:val="clear" w:color="auto" w:fill="FFFFFF"/>
+                <w:lang w:val="en-US"/>
+              </w:rPr>
+              <w:t xml:space="preserve">} </w:t>
+            </w:r>
+            <w:proofErr w:type="gramStart"/>
+            <w:r>
+              <w:rPr>
+                <w:color w:val="000000"/>
+                <w:sz w:val="20"/>
+                <w:u w:val="single"/>
+                <w:shd w:val="clear" w:color="auto" w:fill="FFFFFF"/>
+                <w:lang w:val="en-US"/>
+              </w:rPr>
+              <w:t xml:space="preserve">{{ </w:t>
             </w:r>
             <w:proofErr w:type="spellStart"/>
             <w:r>
@@ -2301,7 +2822,29 @@
                 <w:shd w:val="clear" w:color="auto" w:fill="FFFFFF"/>
                 <w:lang w:val="en-US"/>
               </w:rPr>
-              <w:t>p_who_issued</w:t>
+              <w:t>p</w:t>
+            </w:r>
+            <w:proofErr w:type="gramEnd"/>
+            <w:r>
+              <w:rPr>
+                <w:color w:val="000000"/>
+                <w:sz w:val="20"/>
+                <w:u w:val="single"/>
+                <w:shd w:val="clear" w:color="auto" w:fill="FFFFFF"/>
+                <w:lang w:val="en-US"/>
+              </w:rPr>
+              <w:t>_who_</w:t>
+            </w:r>
+            <w:proofErr w:type="gramStart"/>
+            <w:r>
+              <w:rPr>
+                <w:color w:val="000000"/>
+                <w:sz w:val="20"/>
+                <w:u w:val="single"/>
+                <w:shd w:val="clear" w:color="auto" w:fill="FFFFFF"/>
+                <w:lang w:val="en-US"/>
+              </w:rPr>
+              <w:t>issued</w:t>
             </w:r>
             <w:proofErr w:type="spellEnd"/>
             <w:r>
@@ -2312,7 +2855,18 @@
                 <w:shd w:val="clear" w:color="auto" w:fill="FFFFFF"/>
                 <w:lang w:val="en-US"/>
               </w:rPr>
-              <w:t xml:space="preserve"> }}</w:t>
+              <w:t xml:space="preserve"> }</w:t>
+            </w:r>
+            <w:proofErr w:type="gramEnd"/>
+            <w:r>
+              <w:rPr>
+                <w:color w:val="000000"/>
+                <w:sz w:val="20"/>
+                <w:u w:val="single"/>
+                <w:shd w:val="clear" w:color="auto" w:fill="FFFFFF"/>
+                <w:lang w:val="en-US"/>
+              </w:rPr>
+              <w:t>}</w:t>
             </w:r>
           </w:p>
           <w:p>
@@ -2355,7 +2909,6 @@
                 <w:color w:val="000000"/>
                 <w:sz w:val="20"/>
                 <w:shd w:val="clear" w:color="auto" w:fill="FFFFFF"/>
-                <w:lang w:val="en-US"/>
               </w:rPr>
             </w:pPr>
             <w:r>
@@ -2366,6 +2919,7 @@
               </w:rPr>
               <w:t xml:space="preserve">Адрес регистрации: </w:t>
             </w:r>
+            <w:proofErr w:type="gramStart"/>
             <w:r>
               <w:rPr>
                 <w:color w:val="000000"/>
@@ -2381,7 +2935,6 @@
                 <w:sz w:val="20"/>
                 <w:u w:val="single"/>
                 <w:shd w:val="clear" w:color="auto" w:fill="FFFFFF"/>
-                <w:lang w:val="en-US"/>
               </w:rPr>
               <w:t xml:space="preserve"> </w:t>
             </w:r>
@@ -2395,13 +2948,13 @@
               </w:rPr>
               <w:t>address</w:t>
             </w:r>
+            <w:proofErr w:type="gramEnd"/>
             <w:r>
               <w:rPr>
                 <w:color w:val="000000"/>
                 <w:sz w:val="20"/>
                 <w:u w:val="single"/>
                 <w:shd w:val="clear" w:color="auto" w:fill="FFFFFF"/>
-                <w:lang w:val="en-US"/>
               </w:rPr>
               <w:t xml:space="preserve"> }}</w:t>
             </w:r>
@@ -2446,7 +2999,6 @@
                 <w:rFonts w:ascii="Times New Roman" w:hAnsi="Times New Roman" w:cs="Times New Roman"/>
                 <w:color w:val="000000"/>
                 <w:shd w:val="clear" w:color="auto" w:fill="FFFFFF"/>
-                <w:lang w:val="en-US"/>
               </w:rPr>
             </w:pPr>
             <w:r>
@@ -2457,12 +3009,12 @@
               </w:rPr>
               <w:t xml:space="preserve">Телефон: </w:t>
             </w:r>
+            <w:proofErr w:type="gramStart"/>
             <w:r>
               <w:rPr>
                 <w:rFonts w:ascii="Times New Roman" w:hAnsi="Times New Roman" w:cs="Times New Roman"/>
                 <w:color w:val="000000"/>
                 <w:shd w:val="clear" w:color="auto" w:fill="FFFFFF"/>
-                <w:lang w:val="en-US"/>
               </w:rPr>
               <w:t xml:space="preserve">{{ </w:t>
             </w:r>
@@ -2473,7 +3025,25 @@
                 <w:color w:val="000000"/>
                 <w:shd w:val="clear" w:color="auto" w:fill="FFFFFF"/>
               </w:rPr>
-              <w:t>phone_number</w:t>
+              <w:t>phone</w:t>
+            </w:r>
+            <w:proofErr w:type="gramEnd"/>
+            <w:r>
+              <w:rPr>
+                <w:rFonts w:ascii="Times New Roman" w:hAnsi="Times New Roman" w:cs="Times New Roman"/>
+                <w:color w:val="000000"/>
+                <w:shd w:val="clear" w:color="auto" w:fill="FFFFFF"/>
+              </w:rPr>
+              <w:t>_</w:t>
+            </w:r>
+            <w:proofErr w:type="gramStart"/>
+            <w:r>
+              <w:rPr>
+                <w:rFonts w:ascii="Times New Roman" w:hAnsi="Times New Roman" w:cs="Times New Roman"/>
+                <w:color w:val="000000"/>
+                <w:shd w:val="clear" w:color="auto" w:fill="FFFFFF"/>
+              </w:rPr>
+              <w:t>number</w:t>
             </w:r>
             <w:proofErr w:type="spellEnd"/>
             <w:r>
@@ -2481,9 +3051,17 @@
                 <w:rFonts w:ascii="Times New Roman" w:hAnsi="Times New Roman" w:cs="Times New Roman"/>
                 <w:color w:val="000000"/>
                 <w:shd w:val="clear" w:color="auto" w:fill="FFFFFF"/>
-                <w:lang w:val="en-US"/>
-              </w:rPr>
-              <w:t xml:space="preserve"> }}</w:t>
+              </w:rPr>
+              <w:t xml:space="preserve"> }</w:t>
+            </w:r>
+            <w:proofErr w:type="gramEnd"/>
+            <w:r>
+              <w:rPr>
+                <w:rFonts w:ascii="Times New Roman" w:hAnsi="Times New Roman" w:cs="Times New Roman"/>
+                <w:color w:val="000000"/>
+                <w:shd w:val="clear" w:color="auto" w:fill="FFFFFF"/>
+              </w:rPr>
+              <w:t>}</w:t>
             </w:r>
           </w:p>
           <w:p>
@@ -3229,6 +3807,7 @@
   <w:style w:type="character" w:default="1" w:styleId="a0">
     <w:name w:val="Default Paragraph Font"/>
     <w:uiPriority w:val="1"/>
+    <w:semiHidden/>
     <w:unhideWhenUsed/>
   </w:style>
   <w:style w:type="table" w:default="1" w:styleId="a1">

--- a/patients/templates/patients/docs/contract_for_psych_support_template.docx
+++ b/patients/templates/patients/docs/contract_for_psych_support_template.docx
@@ -9,6 +9,7 @@
           <w:rFonts w:ascii="Times New Roman" w:hAnsi="Times New Roman"/>
           <w:sz w:val="20"/>
           <w:szCs w:val="20"/>
+          <w:lang w:val="en-US"/>
         </w:rPr>
       </w:pPr>
       <w:r>
@@ -41,9 +42,11 @@
           <w:color w:val="000000"/>
           <w:sz w:val="20"/>
           <w:szCs w:val="20"/>
-        </w:rPr>
-        <w:t xml:space="preserve"> </w:t>
-      </w:r>
+          <w:lang w:val="en-US"/>
+        </w:rPr>
+        <w:t xml:space="preserve"> {{ </w:t>
+      </w:r>
+      <w:proofErr w:type="spellStart"/>
       <w:r>
         <w:rPr>
           <w:rFonts w:ascii="Times New Roman" w:eastAsia="Times New Roman" w:hAnsi="Times New Roman" w:cs="Times New Roman"/>
@@ -53,7 +56,20 @@
           <w:sz w:val="20"/>
           <w:szCs w:val="20"/>
         </w:rPr>
-        <w:t>___</w:t>
+        <w:t>patient_id</w:t>
+      </w:r>
+      <w:proofErr w:type="spellEnd"/>
+      <w:r>
+        <w:rPr>
+          <w:rFonts w:ascii="Times New Roman" w:eastAsia="Times New Roman" w:hAnsi="Times New Roman" w:cs="Times New Roman"/>
+          <w:b/>
+          <w:bCs/>
+          <w:color w:val="000000"/>
+          <w:sz w:val="20"/>
+          <w:szCs w:val="20"/>
+          <w:lang w:val="en-US"/>
+        </w:rPr>
+        <w:t xml:space="preserve"> }}</w:t>
       </w:r>
     </w:p>
     <w:p>
@@ -3807,7 +3823,6 @@
   <w:style w:type="character" w:default="1" w:styleId="a0">
     <w:name w:val="Default Paragraph Font"/>
     <w:uiPriority w:val="1"/>
-    <w:semiHidden/>
     <w:unhideWhenUsed/>
   </w:style>
   <w:style w:type="table" w:default="1" w:styleId="a1">

--- a/patients/templates/patients/docs/contract_for_psych_support_template.docx
+++ b/patients/templates/patients/docs/contract_for_psych_support_template.docx
@@ -9,7 +9,6 @@
           <w:rFonts w:ascii="Times New Roman" w:hAnsi="Times New Roman"/>
           <w:sz w:val="20"/>
           <w:szCs w:val="20"/>
-          <w:lang w:val="en-US"/>
         </w:rPr>
       </w:pPr>
       <w:r>
@@ -42,9 +41,20 @@
           <w:color w:val="000000"/>
           <w:sz w:val="20"/>
           <w:szCs w:val="20"/>
-          <w:lang w:val="en-US"/>
-        </w:rPr>
-        <w:t xml:space="preserve"> {{ </w:t>
+        </w:rPr>
+        <w:t xml:space="preserve"> </w:t>
+      </w:r>
+      <w:proofErr w:type="gramStart"/>
+      <w:r>
+        <w:rPr>
+          <w:rFonts w:ascii="Times New Roman" w:eastAsia="Times New Roman" w:hAnsi="Times New Roman" w:cs="Times New Roman"/>
+          <w:b/>
+          <w:bCs/>
+          <w:color w:val="000000"/>
+          <w:sz w:val="20"/>
+          <w:szCs w:val="20"/>
+        </w:rPr>
+        <w:t xml:space="preserve">{{ </w:t>
       </w:r>
       <w:proofErr w:type="spellStart"/>
       <w:r>
@@ -56,7 +66,31 @@
           <w:sz w:val="20"/>
           <w:szCs w:val="20"/>
         </w:rPr>
-        <w:t>patient_id</w:t>
+        <w:t>patient</w:t>
+      </w:r>
+      <w:proofErr w:type="gramEnd"/>
+      <w:r>
+        <w:rPr>
+          <w:rFonts w:ascii="Times New Roman" w:eastAsia="Times New Roman" w:hAnsi="Times New Roman" w:cs="Times New Roman"/>
+          <w:b/>
+          <w:bCs/>
+          <w:color w:val="000000"/>
+          <w:sz w:val="20"/>
+          <w:szCs w:val="20"/>
+        </w:rPr>
+        <w:t>_</w:t>
+      </w:r>
+      <w:proofErr w:type="gramStart"/>
+      <w:r>
+        <w:rPr>
+          <w:rFonts w:ascii="Times New Roman" w:eastAsia="Times New Roman" w:hAnsi="Times New Roman" w:cs="Times New Roman"/>
+          <w:b/>
+          <w:bCs/>
+          <w:color w:val="000000"/>
+          <w:sz w:val="20"/>
+          <w:szCs w:val="20"/>
+        </w:rPr>
+        <w:t>id</w:t>
       </w:r>
       <w:proofErr w:type="spellEnd"/>
       <w:r>
@@ -67,9 +101,20 @@
           <w:color w:val="000000"/>
           <w:sz w:val="20"/>
           <w:szCs w:val="20"/>
-          <w:lang w:val="en-US"/>
-        </w:rPr>
-        <w:t xml:space="preserve"> }}</w:t>
+        </w:rPr>
+        <w:t xml:space="preserve"> }</w:t>
+      </w:r>
+      <w:proofErr w:type="gramEnd"/>
+      <w:r>
+        <w:rPr>
+          <w:rFonts w:ascii="Times New Roman" w:eastAsia="Times New Roman" w:hAnsi="Times New Roman" w:cs="Times New Roman"/>
+          <w:b/>
+          <w:bCs/>
+          <w:color w:val="000000"/>
+          <w:sz w:val="20"/>
+          <w:szCs w:val="20"/>
+        </w:rPr>
+        <w:t>}</w:t>
       </w:r>
     </w:p>
     <w:p>
@@ -191,6 +236,8 @@
               <w:jc w:val="right"/>
               <w:rPr>
                 <w:rFonts w:ascii="Times New Roman" w:hAnsi="Times New Roman"/>
+                <w:b/>
+                <w:bCs/>
                 <w:lang w:val="en-US"/>
               </w:rPr>
             </w:pPr>
@@ -198,6 +245,8 @@
             <w:r>
               <w:rPr>
                 <w:rFonts w:ascii="Times New Roman" w:eastAsia="Times New Roman" w:hAnsi="Times New Roman" w:cs="Times New Roman"/>
+                <w:b/>
+                <w:bCs/>
                 <w:color w:val="000000"/>
                 <w:lang w:val="en-US"/>
               </w:rPr>
@@ -207,6 +256,8 @@
             <w:r>
               <w:rPr>
                 <w:rFonts w:ascii="Times New Roman" w:eastAsia="Times New Roman" w:hAnsi="Times New Roman" w:cs="Times New Roman"/>
+                <w:b/>
+                <w:bCs/>
                 <w:color w:val="000000"/>
                 <w:lang w:val="en-US"/>
               </w:rPr>
@@ -216,6 +267,8 @@
             <w:r>
               <w:rPr>
                 <w:rFonts w:ascii="Times New Roman" w:eastAsia="Times New Roman" w:hAnsi="Times New Roman" w:cs="Times New Roman"/>
+                <w:b/>
+                <w:bCs/>
                 <w:color w:val="000000"/>
                 <w:lang w:val="en-US"/>
               </w:rPr>
@@ -225,6 +278,8 @@
             <w:r>
               <w:rPr>
                 <w:rFonts w:ascii="Times New Roman" w:eastAsia="Times New Roman" w:hAnsi="Times New Roman" w:cs="Times New Roman"/>
+                <w:b/>
+                <w:bCs/>
                 <w:color w:val="000000"/>
                 <w:lang w:val="en-US"/>
               </w:rPr>
@@ -234,6 +289,8 @@
             <w:r>
               <w:rPr>
                 <w:rFonts w:ascii="Times New Roman" w:eastAsia="Times New Roman" w:hAnsi="Times New Roman" w:cs="Times New Roman"/>
+                <w:b/>
+                <w:bCs/>
                 <w:color w:val="000000"/>
                 <w:lang w:val="en-US"/>
               </w:rPr>
@@ -243,6 +300,8 @@
             <w:r>
               <w:rPr>
                 <w:rFonts w:ascii="Times New Roman" w:eastAsia="Times New Roman" w:hAnsi="Times New Roman" w:cs="Times New Roman"/>
+                <w:b/>
+                <w:bCs/>
                 <w:color w:val="000000"/>
                 <w:lang w:val="en-US"/>
               </w:rPr>
@@ -251,6 +310,8 @@
             <w:r>
               <w:rPr>
                 <w:rFonts w:ascii="Times New Roman" w:eastAsia="Times New Roman" w:hAnsi="Times New Roman" w:cs="Times New Roman"/>
+                <w:b/>
+                <w:bCs/>
                 <w:color w:val="000000"/>
               </w:rPr>
               <w:t>г</w:t>
@@ -258,6 +319,8 @@
             <w:r>
               <w:rPr>
                 <w:rFonts w:ascii="Times New Roman" w:eastAsia="Times New Roman" w:hAnsi="Times New Roman" w:cs="Times New Roman"/>
+                <w:b/>
+                <w:bCs/>
                 <w:color w:val="000000"/>
                 <w:lang w:val="en-US"/>
               </w:rPr>
@@ -308,6 +371,8 @@
         <w:jc w:val="both"/>
         <w:rPr>
           <w:rFonts w:ascii="Times New Roman" w:hAnsi="Times New Roman"/>
+          <w:b/>
+          <w:bCs/>
           <w:sz w:val="20"/>
           <w:szCs w:val="20"/>
           <w:u w:val="single"/>
@@ -319,184 +384,203 @@
       <w:r>
         <w:rPr>
           <w:rFonts w:ascii="Times New Roman" w:eastAsia="Times New Roman" w:hAnsi="Times New Roman" w:cs="Times New Roman"/>
+          <w:b/>
+          <w:bCs/>
           <w:color w:val="000000"/>
           <w:sz w:val="20"/>
           <w:szCs w:val="20"/>
           <w:u w:val="single"/>
           <w:lang w:val="en-US"/>
         </w:rPr>
-        <w:t xml:space="preserve">{{ </w:t>
-      </w:r>
-      <w:r>
-        <w:rPr>
-          <w:rFonts w:ascii="Times New Roman" w:eastAsia="Times New Roman" w:hAnsi="Times New Roman" w:cs="Times New Roman"/>
+        <w:t>{{ surname</w:t>
+      </w:r>
+      <w:proofErr w:type="gramEnd"/>
+      <w:r>
+        <w:rPr>
+          <w:rFonts w:ascii="Times New Roman" w:eastAsia="Times New Roman" w:hAnsi="Times New Roman" w:cs="Times New Roman"/>
+          <w:b/>
+          <w:bCs/>
           <w:color w:val="000000"/>
           <w:sz w:val="20"/>
           <w:szCs w:val="20"/>
           <w:u w:val="single"/>
           <w:lang w:val="en-US"/>
         </w:rPr>
-        <w:t>surname</w:t>
-      </w:r>
-      <w:proofErr w:type="gramEnd"/>
-      <w:r>
-        <w:rPr>
-          <w:rFonts w:ascii="Times New Roman" w:eastAsia="Times New Roman" w:hAnsi="Times New Roman" w:cs="Times New Roman"/>
+        <w:t xml:space="preserve"> }} </w:t>
+      </w:r>
+      <w:proofErr w:type="gramStart"/>
+      <w:r>
+        <w:rPr>
+          <w:rFonts w:ascii="Times New Roman" w:eastAsia="Times New Roman" w:hAnsi="Times New Roman" w:cs="Times New Roman"/>
+          <w:b/>
+          <w:bCs/>
           <w:color w:val="000000"/>
           <w:sz w:val="20"/>
           <w:szCs w:val="20"/>
           <w:u w:val="single"/>
           <w:lang w:val="en-US"/>
         </w:rPr>
-        <w:t xml:space="preserve"> }} </w:t>
-      </w:r>
-      <w:proofErr w:type="gramStart"/>
-      <w:r>
-        <w:rPr>
-          <w:rFonts w:ascii="Times New Roman" w:eastAsia="Times New Roman" w:hAnsi="Times New Roman" w:cs="Times New Roman"/>
+        <w:t xml:space="preserve">{{ </w:t>
+      </w:r>
+      <w:proofErr w:type="spellStart"/>
+      <w:r>
+        <w:rPr>
+          <w:rFonts w:ascii="Times New Roman" w:eastAsia="Times New Roman" w:hAnsi="Times New Roman" w:cs="Times New Roman"/>
+          <w:b/>
+          <w:bCs/>
           <w:color w:val="000000"/>
           <w:sz w:val="20"/>
           <w:szCs w:val="20"/>
           <w:u w:val="single"/>
           <w:lang w:val="en-US"/>
         </w:rPr>
-        <w:t xml:space="preserve">{{ </w:t>
-      </w:r>
-      <w:proofErr w:type="spellStart"/>
-      <w:r>
-        <w:rPr>
-          <w:rFonts w:ascii="Times New Roman" w:eastAsia="Times New Roman" w:hAnsi="Times New Roman" w:cs="Times New Roman"/>
+        <w:t>first</w:t>
+      </w:r>
+      <w:proofErr w:type="gramEnd"/>
+      <w:r>
+        <w:rPr>
+          <w:rFonts w:ascii="Times New Roman" w:eastAsia="Times New Roman" w:hAnsi="Times New Roman" w:cs="Times New Roman"/>
+          <w:b/>
+          <w:bCs/>
           <w:color w:val="000000"/>
           <w:sz w:val="20"/>
           <w:szCs w:val="20"/>
           <w:u w:val="single"/>
           <w:lang w:val="en-US"/>
         </w:rPr>
-        <w:t>first</w:t>
-      </w:r>
-      <w:proofErr w:type="gramEnd"/>
-      <w:r>
-        <w:rPr>
-          <w:rFonts w:ascii="Times New Roman" w:eastAsia="Times New Roman" w:hAnsi="Times New Roman" w:cs="Times New Roman"/>
+        <w:t>_</w:t>
+      </w:r>
+      <w:proofErr w:type="gramStart"/>
+      <w:r>
+        <w:rPr>
+          <w:rFonts w:ascii="Times New Roman" w:eastAsia="Times New Roman" w:hAnsi="Times New Roman" w:cs="Times New Roman"/>
+          <w:b/>
+          <w:bCs/>
           <w:color w:val="000000"/>
           <w:sz w:val="20"/>
           <w:szCs w:val="20"/>
           <w:u w:val="single"/>
           <w:lang w:val="en-US"/>
         </w:rPr>
-        <w:t>_</w:t>
-      </w:r>
-      <w:proofErr w:type="gramStart"/>
-      <w:r>
-        <w:rPr>
-          <w:rFonts w:ascii="Times New Roman" w:eastAsia="Times New Roman" w:hAnsi="Times New Roman" w:cs="Times New Roman"/>
+        <w:t>name</w:t>
+      </w:r>
+      <w:proofErr w:type="spellEnd"/>
+      <w:r>
+        <w:rPr>
+          <w:rFonts w:ascii="Times New Roman" w:eastAsia="Times New Roman" w:hAnsi="Times New Roman" w:cs="Times New Roman"/>
+          <w:b/>
+          <w:bCs/>
           <w:color w:val="000000"/>
           <w:sz w:val="20"/>
           <w:szCs w:val="20"/>
           <w:u w:val="single"/>
           <w:lang w:val="en-US"/>
         </w:rPr>
-        <w:t>name</w:t>
-      </w:r>
-      <w:proofErr w:type="spellEnd"/>
-      <w:r>
-        <w:rPr>
-          <w:rFonts w:ascii="Times New Roman" w:eastAsia="Times New Roman" w:hAnsi="Times New Roman" w:cs="Times New Roman"/>
+        <w:t xml:space="preserve"> }</w:t>
+      </w:r>
+      <w:proofErr w:type="gramEnd"/>
+      <w:r>
+        <w:rPr>
+          <w:rFonts w:ascii="Times New Roman" w:eastAsia="Times New Roman" w:hAnsi="Times New Roman" w:cs="Times New Roman"/>
+          <w:b/>
+          <w:bCs/>
           <w:color w:val="000000"/>
           <w:sz w:val="20"/>
           <w:szCs w:val="20"/>
           <w:u w:val="single"/>
           <w:lang w:val="en-US"/>
         </w:rPr>
-        <w:t xml:space="preserve"> }</w:t>
-      </w:r>
-      <w:proofErr w:type="gramEnd"/>
-      <w:r>
-        <w:rPr>
-          <w:rFonts w:ascii="Times New Roman" w:eastAsia="Times New Roman" w:hAnsi="Times New Roman" w:cs="Times New Roman"/>
+        <w:t xml:space="preserve">} </w:t>
+      </w:r>
+      <w:proofErr w:type="gramStart"/>
+      <w:r>
+        <w:rPr>
+          <w:rFonts w:ascii="Times New Roman" w:eastAsia="Times New Roman" w:hAnsi="Times New Roman" w:cs="Times New Roman"/>
+          <w:b/>
+          <w:bCs/>
           <w:color w:val="000000"/>
           <w:sz w:val="20"/>
           <w:szCs w:val="20"/>
           <w:u w:val="single"/>
           <w:lang w:val="en-US"/>
         </w:rPr>
-        <w:t xml:space="preserve">} </w:t>
-      </w:r>
-      <w:proofErr w:type="gramStart"/>
-      <w:r>
-        <w:rPr>
-          <w:rFonts w:ascii="Times New Roman" w:eastAsia="Times New Roman" w:hAnsi="Times New Roman" w:cs="Times New Roman"/>
+        <w:t xml:space="preserve">{{ </w:t>
+      </w:r>
+      <w:proofErr w:type="spellStart"/>
+      <w:r>
+        <w:rPr>
+          <w:rFonts w:ascii="Times New Roman" w:eastAsia="Times New Roman" w:hAnsi="Times New Roman" w:cs="Times New Roman"/>
+          <w:b/>
+          <w:bCs/>
           <w:color w:val="000000"/>
           <w:sz w:val="20"/>
           <w:szCs w:val="20"/>
           <w:u w:val="single"/>
           <w:lang w:val="en-US"/>
         </w:rPr>
-        <w:t xml:space="preserve">{{ </w:t>
-      </w:r>
-      <w:proofErr w:type="spellStart"/>
-      <w:r>
-        <w:rPr>
-          <w:rFonts w:ascii="Times New Roman" w:eastAsia="Times New Roman" w:hAnsi="Times New Roman" w:cs="Times New Roman"/>
+        <w:t>last</w:t>
+      </w:r>
+      <w:proofErr w:type="gramEnd"/>
+      <w:r>
+        <w:rPr>
+          <w:rFonts w:ascii="Times New Roman" w:eastAsia="Times New Roman" w:hAnsi="Times New Roman" w:cs="Times New Roman"/>
+          <w:b/>
+          <w:bCs/>
           <w:color w:val="000000"/>
           <w:sz w:val="20"/>
           <w:szCs w:val="20"/>
           <w:u w:val="single"/>
           <w:lang w:val="en-US"/>
         </w:rPr>
-        <w:t>last</w:t>
-      </w:r>
-      <w:proofErr w:type="gramEnd"/>
-      <w:r>
-        <w:rPr>
-          <w:rFonts w:ascii="Times New Roman" w:eastAsia="Times New Roman" w:hAnsi="Times New Roman" w:cs="Times New Roman"/>
+        <w:t>_</w:t>
+      </w:r>
+      <w:proofErr w:type="gramStart"/>
+      <w:r>
+        <w:rPr>
+          <w:rFonts w:ascii="Times New Roman" w:eastAsia="Times New Roman" w:hAnsi="Times New Roman" w:cs="Times New Roman"/>
+          <w:b/>
+          <w:bCs/>
           <w:color w:val="000000"/>
           <w:sz w:val="20"/>
           <w:szCs w:val="20"/>
           <w:u w:val="single"/>
           <w:lang w:val="en-US"/>
         </w:rPr>
-        <w:t>_</w:t>
-      </w:r>
-      <w:proofErr w:type="gramStart"/>
-      <w:r>
-        <w:rPr>
-          <w:rFonts w:ascii="Times New Roman" w:eastAsia="Times New Roman" w:hAnsi="Times New Roman" w:cs="Times New Roman"/>
+        <w:t>name</w:t>
+      </w:r>
+      <w:proofErr w:type="spellEnd"/>
+      <w:r>
+        <w:rPr>
+          <w:rFonts w:ascii="Times New Roman" w:eastAsia="Times New Roman" w:hAnsi="Times New Roman" w:cs="Times New Roman"/>
+          <w:b/>
+          <w:bCs/>
           <w:color w:val="000000"/>
           <w:sz w:val="20"/>
           <w:szCs w:val="20"/>
           <w:u w:val="single"/>
           <w:lang w:val="en-US"/>
         </w:rPr>
-        <w:t>name</w:t>
-      </w:r>
-      <w:proofErr w:type="spellEnd"/>
-      <w:r>
-        <w:rPr>
-          <w:rFonts w:ascii="Times New Roman" w:eastAsia="Times New Roman" w:hAnsi="Times New Roman" w:cs="Times New Roman"/>
+        <w:t xml:space="preserve"> }</w:t>
+      </w:r>
+      <w:proofErr w:type="gramEnd"/>
+      <w:r>
+        <w:rPr>
+          <w:rFonts w:ascii="Times New Roman" w:eastAsia="Times New Roman" w:hAnsi="Times New Roman" w:cs="Times New Roman"/>
+          <w:b/>
+          <w:bCs/>
           <w:color w:val="000000"/>
           <w:sz w:val="20"/>
           <w:szCs w:val="20"/>
           <w:u w:val="single"/>
           <w:lang w:val="en-US"/>
         </w:rPr>
-        <w:t xml:space="preserve"> }</w:t>
-      </w:r>
-      <w:proofErr w:type="gramEnd"/>
-      <w:r>
-        <w:rPr>
-          <w:rFonts w:ascii="Times New Roman" w:eastAsia="Times New Roman" w:hAnsi="Times New Roman" w:cs="Times New Roman"/>
-          <w:color w:val="000000"/>
-          <w:sz w:val="20"/>
-          <w:szCs w:val="20"/>
-          <w:u w:val="single"/>
-          <w:lang w:val="en-US"/>
-        </w:rPr>
         <w:t>}</w:t>
       </w:r>
       <w:r>
         <w:rPr>
           <w:rFonts w:ascii="Times New Roman" w:eastAsia="Times New Roman" w:hAnsi="Times New Roman" w:cs="Times New Roman"/>
+          <w:b/>
+          <w:bCs/>
           <w:color w:val="000000"/>
           <w:sz w:val="20"/>
           <w:szCs w:val="20"/>
@@ -3823,6 +3907,7 @@
   <w:style w:type="character" w:default="1" w:styleId="a0">
     <w:name w:val="Default Paragraph Font"/>
     <w:uiPriority w:val="1"/>
+    <w:semiHidden/>
     <w:unhideWhenUsed/>
   </w:style>
   <w:style w:type="table" w:default="1" w:styleId="a1">
